--- a/output/docx/AdministradorDeletaEcommerce.docx
+++ b/output/docx/AdministradorDeletaEcommerce.docx
@@ -88,7 +88,7 @@
         <w:rPr>
           <w:sz w:val="20"/>
         </w:rPr>
-        <w:t>Usuario Administrador esta logado no sistema.</w:t>
+        <w:t>Usuario Administrador esta logado no sistem; Existe pelo menos um Ecommerce registrado.</w:t>
       </w:r>
     </w:p>
     <w:p>
@@ -106,7 +106,7 @@
         <w:rPr>
           <w:sz w:val="20"/>
         </w:rPr>
-        <w:t>O Ecommerce foi excluido com sucesso.</w:t>
+        <w:t>Ecommerce deletado do banco de dados.</w:t>
       </w:r>
     </w:p>
     <w:tbl>
@@ -197,17 +197,17 @@
               <w:rPr>
                 <w:sz w:val="18"/>
               </w:rPr>
-              <w:t>Administrador: abre tela inicial do sistema</w:t>
-            </w:r>
-          </w:p>
-        </w:tc>
-        <w:tc>
-          <w:p>
-            <w:r>
-              <w:rPr>
-                <w:sz w:val="18"/>
-              </w:rPr>
-              <w:t>SYSTEM exibe tela inicial do sistema</w:t>
+              <w:t>Administrador: Entra na tela de Listagem de Ecommerce</w:t>
+            </w:r>
+          </w:p>
+        </w:tc>
+        <w:tc>
+          <w:p>
+            <w:r>
+              <w:rPr>
+                <w:sz w:val="18"/>
+              </w:rPr>
+              <w:t>SYSTEM lista o conjunto de ecommerce cadastrados no sistema</w:t>
             </w:r>
           </w:p>
         </w:tc>
@@ -229,17 +229,17 @@
               <w:rPr>
                 <w:sz w:val="18"/>
               </w:rPr>
-              <w:t>Administrador: clica na opcao 'Ecommerces' no menu da tela principal</w:t>
-            </w:r>
-          </w:p>
-        </w:tc>
-        <w:tc>
-          <w:p>
-            <w:r>
-              <w:rPr>
-                <w:sz w:val="18"/>
-              </w:rPr>
-              <w:t>SYSTEM apresenta uma listagem dos Ecommerces cadastrados no sistema</w:t>
+              <w:t>Administrador: clica em um dos ecommerce listados</w:t>
+            </w:r>
+          </w:p>
+        </w:tc>
+        <w:tc>
+          <w:p>
+            <w:r>
+              <w:rPr>
+                <w:sz w:val="18"/>
+              </w:rPr>
+              <w:t>SYSTEM apresenta tela de edicao de Ecommerce</w:t>
             </w:r>
           </w:p>
         </w:tc>
@@ -261,17 +261,17 @@
               <w:rPr>
                 <w:sz w:val="18"/>
               </w:rPr>
-              <w:t>Administrador: clica em algum dos Ecommerces listados</w:t>
-            </w:r>
-          </w:p>
-        </w:tc>
-        <w:tc>
-          <w:p>
-            <w:r>
-              <w:rPr>
-                <w:sz w:val="18"/>
-              </w:rPr>
-              <w:t>SYSTEM abre a tela de edicao de Ecommerce</w:t>
+              <w:t>Administrador: clica em botao de 'Remover' na tela de edicao</w:t>
+            </w:r>
+          </w:p>
+        </w:tc>
+        <w:tc>
+          <w:p>
+            <w:r>
+              <w:rPr>
+                <w:sz w:val="18"/>
+              </w:rPr>
+              <w:t>SYSTEM exibe popup de confirmacao</w:t>
             </w:r>
           </w:p>
         </w:tc>
@@ -293,49 +293,17 @@
               <w:rPr>
                 <w:sz w:val="18"/>
               </w:rPr>
-              <w:t>Administrador: clica no botao de 'Excluir'</w:t>
-            </w:r>
-          </w:p>
-        </w:tc>
-        <w:tc>
-          <w:p>
-            <w:r>
-              <w:rPr>
-                <w:sz w:val="18"/>
-              </w:rPr>
-              <w:t>SYSTEM exibe popup pedindo Confirmacao de delecao</w:t>
-            </w:r>
-          </w:p>
-        </w:tc>
-      </w:tr>
-      <w:tr>
-        <w:tc>
-          <w:p>
-            <w:r>
-              <w:rPr>
-                <w:sz w:val="18"/>
-              </w:rPr>
-              <w:t>5</w:t>
-            </w:r>
-          </w:p>
-        </w:tc>
-        <w:tc>
-          <w:p>
-            <w:r>
-              <w:rPr>
-                <w:sz w:val="18"/>
-              </w:rPr>
-              <w:t>Administrador: confirma delecao</w:t>
-            </w:r>
-          </w:p>
-        </w:tc>
-        <w:tc>
-          <w:p>
-            <w:r>
-              <w:rPr>
-                <w:sz w:val="18"/>
-              </w:rPr>
-              <w:t>SYSTEM notifica que o Ecommerce foi excluido com sucesso</w:t>
+              <w:t>Administrador: confirma delecao de Ecommerce</w:t>
+            </w:r>
+          </w:p>
+        </w:tc>
+        <w:tc>
+          <w:p>
+            <w:r>
+              <w:rPr>
+                <w:sz w:val="18"/>
+              </w:rPr>
+              <w:t>SYSTEM noficica usuario de que Ecommerce foi deletado com sucesso.</w:t>
             </w:r>
           </w:p>
         </w:tc>
@@ -356,7 +324,7 @@
           <w:sz w:val="24"/>
           <w:color w:val="2B6CB0"/>
         </w:rPr>
-        <w:t>[TC2] Alternative Flow 1: Volta para tela inicial de sistema</w:t>
+        <w:t>[TC2] Alternative Flow 1: Navega pelas paginas da lista</w:t>
       </w:r>
     </w:p>
     <w:p>
@@ -374,7 +342,7 @@
         <w:rPr>
           <w:sz w:val="20"/>
         </w:rPr>
-        <w:t>Usuario Administrador esta logado no sistema.</w:t>
+        <w:t>Usuario Administrador esta logado no sistem; Existe pelo menos um Ecommerce registrado.</w:t>
       </w:r>
     </w:p>
     <w:p>
@@ -392,7 +360,7 @@
         <w:rPr>
           <w:sz w:val="20"/>
         </w:rPr>
-        <w:t>O Ecommerce foi excluido com sucesso.</w:t>
+        <w:t>Ecommerce deletado do banco de dados.</w:t>
       </w:r>
     </w:p>
     <w:tbl>
@@ -483,17 +451,17 @@
               <w:rPr>
                 <w:sz w:val="18"/>
               </w:rPr>
-              <w:t>Administrador: abre tela inicial do sistema</w:t>
-            </w:r>
-          </w:p>
-        </w:tc>
-        <w:tc>
-          <w:p>
-            <w:r>
-              <w:rPr>
-                <w:sz w:val="18"/>
-              </w:rPr>
-              <w:t>SYSTEM exibe tela inicial do sistema</w:t>
+              <w:t>Administrador: Entra na tela de Listagem de Ecommerce</w:t>
+            </w:r>
+          </w:p>
+        </w:tc>
+        <w:tc>
+          <w:p>
+            <w:r>
+              <w:rPr>
+                <w:sz w:val="18"/>
+              </w:rPr>
+              <w:t>SYSTEM lista o conjunto de ecommerce cadastrados no sistema</w:t>
             </w:r>
           </w:p>
         </w:tc>
@@ -515,17 +483,17 @@
               <w:rPr>
                 <w:sz w:val="18"/>
               </w:rPr>
-              <w:t>Administrador: clica na opcao 'Ecommerces' no menu da tela principal</w:t>
-            </w:r>
-          </w:p>
-        </w:tc>
-        <w:tc>
-          <w:p>
-            <w:r>
-              <w:rPr>
-                <w:sz w:val="18"/>
-              </w:rPr>
-              <w:t>SYSTEM apresenta uma listagem dos Ecommerces cadastrados no sistema</w:t>
+              <w:t>Administrador: navega nas paginas da lista</w:t>
+            </w:r>
+          </w:p>
+        </w:tc>
+        <w:tc>
+          <w:p>
+            <w:r>
+              <w:rPr>
+                <w:sz w:val="18"/>
+              </w:rPr>
+              <w:t>SYSTEM lista o conjunto de ecommerce cadastrados no sistema</w:t>
             </w:r>
           </w:p>
         </w:tc>
@@ -547,17 +515,17 @@
               <w:rPr>
                 <w:sz w:val="18"/>
               </w:rPr>
-              <w:t>Administrador: clica no botao Voltar</w:t>
-            </w:r>
-          </w:p>
-        </w:tc>
-        <w:tc>
-          <w:p>
-            <w:r>
-              <w:rPr>
-                <w:sz w:val="18"/>
-              </w:rPr>
-              <w:t>SYSTEM exibe tela inicial do sistema</w:t>
+              <w:t>Administrador: clica em um dos ecommerce listados</w:t>
+            </w:r>
+          </w:p>
+        </w:tc>
+        <w:tc>
+          <w:p>
+            <w:r>
+              <w:rPr>
+                <w:sz w:val="18"/>
+              </w:rPr>
+              <w:t>SYSTEM apresenta tela de edicao de Ecommerce</w:t>
             </w:r>
           </w:p>
         </w:tc>
@@ -579,17 +547,17 @@
               <w:rPr>
                 <w:sz w:val="18"/>
               </w:rPr>
-              <w:t>Administrador: clica na opcao 'Ecommerces' no menu da tela principal</w:t>
-            </w:r>
-          </w:p>
-        </w:tc>
-        <w:tc>
-          <w:p>
-            <w:r>
-              <w:rPr>
-                <w:sz w:val="18"/>
-              </w:rPr>
-              <w:t>SYSTEM apresenta uma listagem dos Ecommerces cadastrados no sistema</w:t>
+              <w:t>Administrador: clica em botao de 'Remover' na tela de edicao</w:t>
+            </w:r>
+          </w:p>
+        </w:tc>
+        <w:tc>
+          <w:p>
+            <w:r>
+              <w:rPr>
+                <w:sz w:val="18"/>
+              </w:rPr>
+              <w:t>SYSTEM exibe popup de confirmacao</w:t>
             </w:r>
           </w:p>
         </w:tc>
@@ -611,81 +579,17 @@
               <w:rPr>
                 <w:sz w:val="18"/>
               </w:rPr>
-              <w:t>Administrador: clica em algum dos Ecommerces listados</w:t>
-            </w:r>
-          </w:p>
-        </w:tc>
-        <w:tc>
-          <w:p>
-            <w:r>
-              <w:rPr>
-                <w:sz w:val="18"/>
-              </w:rPr>
-              <w:t>SYSTEM abre a tela de edicao de Ecommerce</w:t>
-            </w:r>
-          </w:p>
-        </w:tc>
-      </w:tr>
-      <w:tr>
-        <w:tc>
-          <w:p>
-            <w:r>
-              <w:rPr>
-                <w:sz w:val="18"/>
-              </w:rPr>
-              <w:t>6</w:t>
-            </w:r>
-          </w:p>
-        </w:tc>
-        <w:tc>
-          <w:p>
-            <w:r>
-              <w:rPr>
-                <w:sz w:val="18"/>
-              </w:rPr>
-              <w:t>Administrador: clica no botao de 'Excluir'</w:t>
-            </w:r>
-          </w:p>
-        </w:tc>
-        <w:tc>
-          <w:p>
-            <w:r>
-              <w:rPr>
-                <w:sz w:val="18"/>
-              </w:rPr>
-              <w:t>SYSTEM exibe popup pedindo Confirmacao de delecao</w:t>
-            </w:r>
-          </w:p>
-        </w:tc>
-      </w:tr>
-      <w:tr>
-        <w:tc>
-          <w:p>
-            <w:r>
-              <w:rPr>
-                <w:sz w:val="18"/>
-              </w:rPr>
-              <w:t>7</w:t>
-            </w:r>
-          </w:p>
-        </w:tc>
-        <w:tc>
-          <w:p>
-            <w:r>
-              <w:rPr>
-                <w:sz w:val="18"/>
-              </w:rPr>
-              <w:t>Administrador: confirma delecao</w:t>
-            </w:r>
-          </w:p>
-        </w:tc>
-        <w:tc>
-          <w:p>
-            <w:r>
-              <w:rPr>
-                <w:sz w:val="18"/>
-              </w:rPr>
-              <w:t>SYSTEM notifica que o Ecommerce foi excluido com sucesso</w:t>
+              <w:t>Administrador: confirma delecao de Ecommerce</w:t>
+            </w:r>
+          </w:p>
+        </w:tc>
+        <w:tc>
+          <w:p>
+            <w:r>
+              <w:rPr>
+                <w:sz w:val="18"/>
+              </w:rPr>
+              <w:t>SYSTEM noficica usuario de que Ecommerce foi deletado com sucesso.</w:t>
             </w:r>
           </w:p>
         </w:tc>
@@ -706,7 +610,7 @@
           <w:sz w:val="24"/>
           <w:color w:val="2B6CB0"/>
         </w:rPr>
-        <w:t>[TC3] Alternative Flow 2: Cancela delecao de Ecommerce</w:t>
+        <w:t>[TC3] Alternative Flow 2: Usuario ordena lista de ecommerce</w:t>
       </w:r>
     </w:p>
     <w:p>
@@ -724,7 +628,7 @@
         <w:rPr>
           <w:sz w:val="20"/>
         </w:rPr>
-        <w:t>Usuario Administrador esta logado no sistema.</w:t>
+        <w:t>Usuario Administrador esta logado no sistem; Existe pelo menos um Ecommerce registrado.</w:t>
       </w:r>
     </w:p>
     <w:p>
@@ -742,7 +646,7 @@
         <w:rPr>
           <w:sz w:val="20"/>
         </w:rPr>
-        <w:t>O Ecommerce foi excluido com sucesso.</w:t>
+        <w:t>Ecommerce deletado do banco de dados.</w:t>
       </w:r>
     </w:p>
     <w:tbl>
@@ -833,17 +737,17 @@
               <w:rPr>
                 <w:sz w:val="18"/>
               </w:rPr>
-              <w:t>Administrador: abre tela inicial do sistema</w:t>
-            </w:r>
-          </w:p>
-        </w:tc>
-        <w:tc>
-          <w:p>
-            <w:r>
-              <w:rPr>
-                <w:sz w:val="18"/>
-              </w:rPr>
-              <w:t>SYSTEM exibe tela inicial do sistema</w:t>
+              <w:t>Administrador: Entra na tela de Listagem de Ecommerce</w:t>
+            </w:r>
+          </w:p>
+        </w:tc>
+        <w:tc>
+          <w:p>
+            <w:r>
+              <w:rPr>
+                <w:sz w:val="18"/>
+              </w:rPr>
+              <w:t>SYSTEM lista o conjunto de ecommerce cadastrados no sistema</w:t>
             </w:r>
           </w:p>
         </w:tc>
@@ -865,17 +769,17 @@
               <w:rPr>
                 <w:sz w:val="18"/>
               </w:rPr>
-              <w:t>Administrador: clica na opcao 'Ecommerces' no menu da tela principal</w:t>
-            </w:r>
-          </w:p>
-        </w:tc>
-        <w:tc>
-          <w:p>
-            <w:r>
-              <w:rPr>
-                <w:sz w:val="18"/>
-              </w:rPr>
-              <w:t>SYSTEM apresenta uma listagem dos Ecommerces cadastrados no sistema</w:t>
+              <w:t>Administrador: ordena os ecommerce por seus atributos</w:t>
+            </w:r>
+          </w:p>
+        </w:tc>
+        <w:tc>
+          <w:p>
+            <w:r>
+              <w:rPr>
+                <w:sz w:val="18"/>
+              </w:rPr>
+              <w:t>SYSTEM lista o conjunto de ecommerce cadastrados no sistema</w:t>
             </w:r>
           </w:p>
         </w:tc>
@@ -897,17 +801,17 @@
               <w:rPr>
                 <w:sz w:val="18"/>
               </w:rPr>
-              <w:t>Administrador: clica em algum dos Ecommerces listados</w:t>
-            </w:r>
-          </w:p>
-        </w:tc>
-        <w:tc>
-          <w:p>
-            <w:r>
-              <w:rPr>
-                <w:sz w:val="18"/>
-              </w:rPr>
-              <w:t>SYSTEM abre a tela de edicao de Ecommerce</w:t>
+              <w:t>Administrador: clica em um dos ecommerce listados</w:t>
+            </w:r>
+          </w:p>
+        </w:tc>
+        <w:tc>
+          <w:p>
+            <w:r>
+              <w:rPr>
+                <w:sz w:val="18"/>
+              </w:rPr>
+              <w:t>SYSTEM apresenta tela de edicao de Ecommerce</w:t>
             </w:r>
           </w:p>
         </w:tc>
@@ -929,17 +833,17 @@
               <w:rPr>
                 <w:sz w:val="18"/>
               </w:rPr>
-              <w:t>Administrador: clica no botao 'Cancelar'</w:t>
-            </w:r>
-          </w:p>
-        </w:tc>
-        <w:tc>
-          <w:p>
-            <w:r>
-              <w:rPr>
-                <w:sz w:val="18"/>
-              </w:rPr>
-              <w:t>SYSTEM apresenta uma listagem dos Ecommerces cadastrados no sistema</w:t>
+              <w:t>Administrador: clica em botao de 'Remover' na tela de edicao</w:t>
+            </w:r>
+          </w:p>
+        </w:tc>
+        <w:tc>
+          <w:p>
+            <w:r>
+              <w:rPr>
+                <w:sz w:val="18"/>
+              </w:rPr>
+              <w:t>SYSTEM exibe popup de confirmacao</w:t>
             </w:r>
           </w:p>
         </w:tc>
@@ -961,81 +865,17 @@
               <w:rPr>
                 <w:sz w:val="18"/>
               </w:rPr>
-              <w:t>Administrador: clica em algum dos Ecommerces listados</w:t>
-            </w:r>
-          </w:p>
-        </w:tc>
-        <w:tc>
-          <w:p>
-            <w:r>
-              <w:rPr>
-                <w:sz w:val="18"/>
-              </w:rPr>
-              <w:t>SYSTEM abre a tela de edicao de Ecommerce</w:t>
-            </w:r>
-          </w:p>
-        </w:tc>
-      </w:tr>
-      <w:tr>
-        <w:tc>
-          <w:p>
-            <w:r>
-              <w:rPr>
-                <w:sz w:val="18"/>
-              </w:rPr>
-              <w:t>6</w:t>
-            </w:r>
-          </w:p>
-        </w:tc>
-        <w:tc>
-          <w:p>
-            <w:r>
-              <w:rPr>
-                <w:sz w:val="18"/>
-              </w:rPr>
-              <w:t>Administrador: clica no botao de 'Excluir'</w:t>
-            </w:r>
-          </w:p>
-        </w:tc>
-        <w:tc>
-          <w:p>
-            <w:r>
-              <w:rPr>
-                <w:sz w:val="18"/>
-              </w:rPr>
-              <w:t>SYSTEM exibe popup pedindo Confirmacao de delecao</w:t>
-            </w:r>
-          </w:p>
-        </w:tc>
-      </w:tr>
-      <w:tr>
-        <w:tc>
-          <w:p>
-            <w:r>
-              <w:rPr>
-                <w:sz w:val="18"/>
-              </w:rPr>
-              <w:t>7</w:t>
-            </w:r>
-          </w:p>
-        </w:tc>
-        <w:tc>
-          <w:p>
-            <w:r>
-              <w:rPr>
-                <w:sz w:val="18"/>
-              </w:rPr>
-              <w:t>Administrador: confirma delecao</w:t>
-            </w:r>
-          </w:p>
-        </w:tc>
-        <w:tc>
-          <w:p>
-            <w:r>
-              <w:rPr>
-                <w:sz w:val="18"/>
-              </w:rPr>
-              <w:t>SYSTEM notifica que o Ecommerce foi excluido com sucesso</w:t>
+              <w:t>Administrador: confirma delecao de Ecommerce</w:t>
+            </w:r>
+          </w:p>
+        </w:tc>
+        <w:tc>
+          <w:p>
+            <w:r>
+              <w:rPr>
+                <w:sz w:val="18"/>
+              </w:rPr>
+              <w:t>SYSTEM noficica usuario de que Ecommerce foi deletado com sucesso.</w:t>
             </w:r>
           </w:p>
         </w:tc>
@@ -1056,7 +896,7 @@
           <w:sz w:val="24"/>
           <w:color w:val="2B6CB0"/>
         </w:rPr>
-        <w:t>[TC4] Alternative Flow 3: Fecha popup de confirmacao de delecao</w:t>
+        <w:t>[TC4] Alternative Flow 3: Cancela delecao do Ecommerce</w:t>
       </w:r>
     </w:p>
     <w:p>
@@ -1074,7 +914,7 @@
         <w:rPr>
           <w:sz w:val="20"/>
         </w:rPr>
-        <w:t>Usuario Administrador esta logado no sistema.</w:t>
+        <w:t>Usuario Administrador esta logado no sistem; Existe pelo menos um Ecommerce registrado.</w:t>
       </w:r>
     </w:p>
     <w:p>
@@ -1092,7 +932,7 @@
         <w:rPr>
           <w:sz w:val="20"/>
         </w:rPr>
-        <w:t>O Ecommerce foi excluido com sucesso.</w:t>
+        <w:t>Ecommerce deletado do banco de dados.</w:t>
       </w:r>
     </w:p>
     <w:tbl>
@@ -1183,17 +1023,17 @@
               <w:rPr>
                 <w:sz w:val="18"/>
               </w:rPr>
-              <w:t>Administrador: abre tela inicial do sistema</w:t>
-            </w:r>
-          </w:p>
-        </w:tc>
-        <w:tc>
-          <w:p>
-            <w:r>
-              <w:rPr>
-                <w:sz w:val="18"/>
-              </w:rPr>
-              <w:t>SYSTEM exibe tela inicial do sistema</w:t>
+              <w:t>Administrador: Entra na tela de Listagem de Ecommerce</w:t>
+            </w:r>
+          </w:p>
+        </w:tc>
+        <w:tc>
+          <w:p>
+            <w:r>
+              <w:rPr>
+                <w:sz w:val="18"/>
+              </w:rPr>
+              <w:t>SYSTEM lista o conjunto de ecommerce cadastrados no sistema</w:t>
             </w:r>
           </w:p>
         </w:tc>
@@ -1215,17 +1055,17 @@
               <w:rPr>
                 <w:sz w:val="18"/>
               </w:rPr>
-              <w:t>Administrador: clica na opcao 'Ecommerces' no menu da tela principal</w:t>
-            </w:r>
-          </w:p>
-        </w:tc>
-        <w:tc>
-          <w:p>
-            <w:r>
-              <w:rPr>
-                <w:sz w:val="18"/>
-              </w:rPr>
-              <w:t>SYSTEM apresenta uma listagem dos Ecommerces cadastrados no sistema</w:t>
+              <w:t>Administrador: clica em um dos ecommerce listados</w:t>
+            </w:r>
+          </w:p>
+        </w:tc>
+        <w:tc>
+          <w:p>
+            <w:r>
+              <w:rPr>
+                <w:sz w:val="18"/>
+              </w:rPr>
+              <w:t>SYSTEM apresenta tela de edicao de Ecommerce</w:t>
             </w:r>
           </w:p>
         </w:tc>
@@ -1247,17 +1087,17 @@
               <w:rPr>
                 <w:sz w:val="18"/>
               </w:rPr>
-              <w:t>Administrador: clica em algum dos Ecommerces listados</w:t>
-            </w:r>
-          </w:p>
-        </w:tc>
-        <w:tc>
-          <w:p>
-            <w:r>
-              <w:rPr>
-                <w:sz w:val="18"/>
-              </w:rPr>
-              <w:t>SYSTEM abre a tela de edicao de Ecommerce</w:t>
+              <w:t>Administrador: clica em botao de 'Remover' na tela de edicao</w:t>
+            </w:r>
+          </w:p>
+        </w:tc>
+        <w:tc>
+          <w:p>
+            <w:r>
+              <w:rPr>
+                <w:sz w:val="18"/>
+              </w:rPr>
+              <w:t>SYSTEM exibe popup de confirmacao</w:t>
             </w:r>
           </w:p>
         </w:tc>
@@ -1279,17 +1119,17 @@
               <w:rPr>
                 <w:sz w:val="18"/>
               </w:rPr>
-              <w:t>Administrador: clica no botao de 'Excluir'</w:t>
-            </w:r>
-          </w:p>
-        </w:tc>
-        <w:tc>
-          <w:p>
-            <w:r>
-              <w:rPr>
-                <w:sz w:val="18"/>
-              </w:rPr>
-              <w:t>SYSTEM exibe popup pedindo Confirmacao de delecao</w:t>
+              <w:t>Administrador: clica no botao 'Cancelar' do popup</w:t>
+            </w:r>
+          </w:p>
+        </w:tc>
+        <w:tc>
+          <w:p>
+            <w:r>
+              <w:rPr>
+                <w:sz w:val="18"/>
+              </w:rPr>
+              <w:t>SYSTEM apresenta tela de edicao de Ecommerce</w:t>
             </w:r>
           </w:p>
         </w:tc>
@@ -1311,17 +1151,17 @@
               <w:rPr>
                 <w:sz w:val="18"/>
               </w:rPr>
-              <w:t>Administrador: clica no botao 'Cancelar' do popup</w:t>
-            </w:r>
-          </w:p>
-        </w:tc>
-        <w:tc>
-          <w:p>
-            <w:r>
-              <w:rPr>
-                <w:sz w:val="18"/>
-              </w:rPr>
-              <w:t>SYSTEM abre a tela de edicao de Ecommerce</w:t>
+              <w:t>Administrador: clica em botao de 'Remover' na tela de edicao</w:t>
+            </w:r>
+          </w:p>
+        </w:tc>
+        <w:tc>
+          <w:p>
+            <w:r>
+              <w:rPr>
+                <w:sz w:val="18"/>
+              </w:rPr>
+              <w:t>SYSTEM exibe popup de confirmacao</w:t>
             </w:r>
           </w:p>
         </w:tc>
@@ -1343,49 +1183,17 @@
               <w:rPr>
                 <w:sz w:val="18"/>
               </w:rPr>
-              <w:t>Administrador: clica no botao de 'Excluir'</w:t>
-            </w:r>
-          </w:p>
-        </w:tc>
-        <w:tc>
-          <w:p>
-            <w:r>
-              <w:rPr>
-                <w:sz w:val="18"/>
-              </w:rPr>
-              <w:t>SYSTEM exibe popup pedindo Confirmacao de delecao</w:t>
-            </w:r>
-          </w:p>
-        </w:tc>
-      </w:tr>
-      <w:tr>
-        <w:tc>
-          <w:p>
-            <w:r>
-              <w:rPr>
-                <w:sz w:val="18"/>
-              </w:rPr>
-              <w:t>7</w:t>
-            </w:r>
-          </w:p>
-        </w:tc>
-        <w:tc>
-          <w:p>
-            <w:r>
-              <w:rPr>
-                <w:sz w:val="18"/>
-              </w:rPr>
-              <w:t>Administrador: confirma delecao</w:t>
-            </w:r>
-          </w:p>
-        </w:tc>
-        <w:tc>
-          <w:p>
-            <w:r>
-              <w:rPr>
-                <w:sz w:val="18"/>
-              </w:rPr>
-              <w:t>SYSTEM notifica que o Ecommerce foi excluido com sucesso</w:t>
+              <w:t>Administrador: confirma delecao de Ecommerce</w:t>
+            </w:r>
+          </w:p>
+        </w:tc>
+        <w:tc>
+          <w:p>
+            <w:r>
+              <w:rPr>
+                <w:sz w:val="18"/>
+              </w:rPr>
+              <w:t>SYSTEM noficica usuario de que Ecommerce foi deletado com sucesso.</w:t>
             </w:r>
           </w:p>
         </w:tc>
